--- a/mokdong1/2mid/word/MDJ1_L5-L7_ByPart_Compact_A4.docx
+++ b/mokdong1/2mid/word/MDJ1_L5-L7_ByPart_Compact_A4.docx
@@ -6,10 +6,10 @@
     <w:bookmarkEnd w:id="0"/>
     <w:p>
       <w:pPr>
-        <w:spacing w:before="0" w:after="30"/>
         <w:pBdr>
           <w:bottom w:val="single" w:sz="12" w:space="2" w:color="1F3864"/>
         </w:pBdr>
+        <w:spacing w:before="0" w:after="30"/>
       </w:pPr>
       <w:r>
         <w:rPr>
@@ -31,10 +31,10 @@
     </w:p>
     <w:p>
       <w:pPr>
-        <w:spacing w:before="100" w:after="30"/>
         <w:pBdr>
           <w:bottom w:val="single" w:sz="12" w:space="2" w:color="7A1F33"/>
         </w:pBdr>
+        <w:spacing w:before="100" w:after="30"/>
       </w:pPr>
       <w:r>
         <w:rPr>
@@ -409,8 +409,8 @@
     </w:tbl>
     <w:p>
       <w:pPr>
+        <w:shd w:val="clear" w:color="auto" w:fill="FFF4D6"/>
         <w:spacing w:before="60" w:after="60"/>
-        <w:shd w:val="clear" w:color="auto" w:fill="FFF4D6"/>
       </w:pPr>
       <w:r>
         <w:rPr>
@@ -7596,8 +7596,8 @@
     </w:tbl>
     <w:p>
       <w:pPr>
+        <w:shd w:val="clear" w:color="auto" w:fill="FFF4D6"/>
         <w:spacing w:before="60" w:after="60"/>
-        <w:shd w:val="clear" w:color="auto" w:fill="FFF4D6"/>
       </w:pPr>
       <w:r>
         <w:rPr>
@@ -8899,8 +8899,8 @@
     </w:tbl>
     <w:p>
       <w:pPr>
+        <w:shd w:val="clear" w:color="auto" w:fill="FFF4D6"/>
         <w:spacing w:before="60" w:after="60"/>
-        <w:shd w:val="clear" w:color="auto" w:fill="FFF4D6"/>
       </w:pPr>
       <w:r>
         <w:rPr>
@@ -11260,10 +11260,10 @@
     </w:tbl>
     <w:p>
       <w:pPr>
-        <w:spacing w:before="100" w:after="30"/>
         <w:pBdr>
           <w:bottom w:val="single" w:sz="12" w:space="2" w:color="7A1F33"/>
         </w:pBdr>
+        <w:spacing w:before="100" w:after="30"/>
       </w:pPr>
       <w:r>
         <w:rPr>
@@ -11702,8 +11702,8 @@
     </w:tbl>
     <w:p>
       <w:pPr>
+        <w:shd w:val="clear" w:color="auto" w:fill="FFF4D6"/>
         <w:spacing w:before="60" w:after="60"/>
-        <w:shd w:val="clear" w:color="auto" w:fill="FFF4D6"/>
       </w:pPr>
       <w:r>
         <w:rPr>
@@ -15400,8 +15400,8 @@
     </w:tbl>
     <w:p>
       <w:pPr>
+        <w:shd w:val="clear" w:color="auto" w:fill="FFF4D6"/>
         <w:spacing w:before="60" w:after="60"/>
-        <w:shd w:val="clear" w:color="auto" w:fill="FFF4D6"/>
       </w:pPr>
       <w:r>
         <w:rPr>
@@ -15434,8 +15434,8 @@
       </w:tblGrid>
       <w:tr>
         <w:trPr>
+          <w:trHeight w:val="360" w:hRule="atLeast"/>
           <w:tblHeader/>
-          <w:trHeight w:val="360" w:hRule="atLeast"/>
         </w:trPr>
         <w:tc>
           <w:tcPr>
@@ -18713,8 +18713,8 @@
     </w:tbl>
     <w:p>
       <w:pPr>
+        <w:shd w:val="clear" w:color="auto" w:fill="FFF4D6"/>
         <w:spacing w:before="60" w:after="60"/>
-        <w:shd w:val="clear" w:color="auto" w:fill="FFF4D6"/>
       </w:pPr>
       <w:r>
         <w:rPr>
@@ -18747,8 +18747,8 @@
       </w:tblGrid>
       <w:tr>
         <w:trPr>
+          <w:trHeight w:val="360" w:hRule="atLeast"/>
           <w:tblHeader/>
-          <w:trHeight w:val="360" w:hRule="atLeast"/>
         </w:trPr>
         <w:tc>
           <w:tcPr>
@@ -21952,10 +21952,10 @@
     </w:p>
     <w:p>
       <w:pPr>
-        <w:spacing w:before="100" w:after="30"/>
         <w:pBdr>
           <w:bottom w:val="single" w:sz="12" w:space="2" w:color="7A1F33"/>
         </w:pBdr>
+        <w:spacing w:before="100" w:after="30"/>
       </w:pPr>
       <w:r>
         <w:rPr>
@@ -22394,8 +22394,8 @@
     </w:tbl>
     <w:p>
       <w:pPr>
+        <w:shd w:val="clear" w:color="auto" w:fill="FFF4D6"/>
         <w:spacing w:before="60" w:after="60"/>
-        <w:shd w:val="clear" w:color="auto" w:fill="FFF4D6"/>
       </w:pPr>
       <w:r>
         <w:rPr>
@@ -24756,8 +24756,8 @@
     </w:tbl>
     <w:p>
       <w:pPr>
+        <w:shd w:val="clear" w:color="auto" w:fill="FFF4D6"/>
         <w:spacing w:before="60" w:after="60"/>
-        <w:shd w:val="clear" w:color="auto" w:fill="FFF4D6"/>
       </w:pPr>
       <w:r>
         <w:rPr>
@@ -26061,10 +26061,10 @@
     </w:p>
     <w:p>
       <w:pPr>
-        <w:spacing w:before="100" w:after="30"/>
         <w:pBdr>
           <w:bottom w:val="single" w:sz="12" w:space="2" w:color="7A1F33"/>
         </w:pBdr>
+        <w:spacing w:before="100" w:after="30"/>
       </w:pPr>
       <w:r>
         <w:rPr>
@@ -26419,8 +26419,8 @@
     </w:tbl>
     <w:p>
       <w:pPr>
+        <w:shd w:val="clear" w:color="auto" w:fill="FFF4D6"/>
         <w:spacing w:before="60" w:after="60"/>
-        <w:shd w:val="clear" w:color="auto" w:fill="FFF4D6"/>
       </w:pPr>
       <w:r>
         <w:rPr>
@@ -27828,8 +27828,8 @@
     </w:tbl>
     <w:p>
       <w:pPr>
+        <w:shd w:val="clear" w:color="auto" w:fill="FFF4D6"/>
         <w:spacing w:before="60" w:after="60"/>
-        <w:shd w:val="clear" w:color="auto" w:fill="FFF4D6"/>
       </w:pPr>
       <w:r>
         <w:rPr>
@@ -33530,8 +33530,8 @@
     </w:tbl>
     <w:p>
       <w:pPr>
+        <w:shd w:val="clear" w:color="auto" w:fill="FFF4D6"/>
         <w:spacing w:before="60" w:after="60"/>
-        <w:shd w:val="clear" w:color="auto" w:fill="FFF4D6"/>
       </w:pPr>
       <w:r>
         <w:rPr>
@@ -35543,8 +35543,8 @@
     </w:tbl>
     <w:p>
       <w:pPr>
+        <w:shd w:val="clear" w:color="auto" w:fill="FFF4D6"/>
         <w:spacing w:before="60" w:after="60"/>
-        <w:shd w:val="clear" w:color="auto" w:fill="FFF4D6"/>
       </w:pPr>
       <w:r>
         <w:rPr>
@@ -38857,8 +38857,8 @@
     </w:tbl>
     <w:p>
       <w:pPr>
+        <w:shd w:val="clear" w:color="auto" w:fill="FFF4D6"/>
         <w:spacing w:before="60" w:after="60"/>
-        <w:shd w:val="clear" w:color="auto" w:fill="FFF4D6"/>
       </w:pPr>
       <w:r>
         <w:rPr>
